--- a/Deliverables/keimeno - videodocx.docx
+++ b/Deliverables/keimeno - videodocx.docx
@@ -122,12 +122,7 @@
         </w:rPr>
       </w:pPr>
       <w:r>
-        <w:rPr>
-          <w:color w:val="FF0000"/>
-          <w:sz w:val="22"/>
-          <w:szCs w:val="22"/>
-        </w:rPr>
-        <w:t xml:space="preserve">   "The Secret Library" στη μηχανή Godot Engine 4. Ο παίκτης βρίσκεται εγκλωβισμένος </w:t>
+        <w:t xml:space="preserve">   "The Secret Library" στη μηχανή Godot Engine 4.7. Ο παίκτης βρίσκεται εγκλωβισμένος </w:t>
       </w:r>
     </w:p>
     <w:p>
@@ -203,26 +198,178 @@
         </w:rPr>
       </w:pPr>
       <w:r>
-        <w:rPr>
-          <w:sz w:val="22"/>
-          <w:szCs w:val="22"/>
-        </w:rPr>
-        <w:t xml:space="preserve">• Τι δείχνετε: Κινείστε με WASD, περιστρέφετε την κάμερα και σημαδεύετε αντικείμενα (φαίνεται το 3D χέρι να απλώνεται και το στόχαστρο να αλλάζει σε </w:t>
-      </w:r>
+        <w:t>• Τι δείχνετε: Κινείστε με WASD, περιστρέφετε την κάμερα και σημαδεύετε αντικείμενα (φαίνεται το 3D χέρι να απλώνεται και το στόχαστρο να αλλάζει σε ✋).</w:t>
+      </w:r>
+    </w:p>
+    <w:p>
+      <w:pPr>
+        <w:rPr>
+          <w:sz w:val="22"/>
+          <w:szCs w:val="22"/>
+        </w:rPr>
+      </w:pPr>
+      <w:r>
+        <w:rPr>
+          <w:sz w:val="22"/>
+          <w:szCs w:val="22"/>
+        </w:rPr>
+        <w:t>• Τι λέτε:</w:t>
+      </w:r>
+    </w:p>
+    <w:p>
+      <w:pPr>
+        <w:rPr>
+          <w:color w:val="FF0000"/>
+          <w:sz w:val="22"/>
+          <w:szCs w:val="22"/>
+        </w:rPr>
+      </w:pPr>
+      <w:r>
+        <w:rPr>
+          <w:color w:val="FF0000"/>
+          <w:sz w:val="22"/>
+          <w:szCs w:val="22"/>
+        </w:rPr>
+        <w:t xml:space="preserve">  «Ο χειρισμός γίνεται σε προοπτική πρώτου προσώπου με κίνηση WASD και περιστροφή </w:t>
+      </w:r>
+    </w:p>
+    <w:p>
+      <w:pPr>
+        <w:rPr>
+          <w:color w:val="FF0000"/>
+          <w:sz w:val="22"/>
+          <w:szCs w:val="22"/>
+        </w:rPr>
+      </w:pPr>
+      <w:r>
+        <w:rPr>
+          <w:color w:val="FF0000"/>
+          <w:sz w:val="22"/>
+          <w:szCs w:val="22"/>
+        </w:rPr>
+        <w:t xml:space="preserve">   κάμερας 360 μοιρών. Για μέγιστη αληθοφάνεια, σχεδιάστηκε ένα τρισδιάστατο μοντέλο </w:t>
+      </w:r>
+    </w:p>
+    <w:p>
+      <w:pPr>
+        <w:rPr>
+          <w:color w:val="FF0000"/>
+          <w:sz w:val="22"/>
+          <w:szCs w:val="22"/>
+        </w:rPr>
+      </w:pPr>
+      <w:r>
+        <w:rPr>
+          <w:color w:val="FF0000"/>
+          <w:sz w:val="22"/>
+          <w:szCs w:val="22"/>
+        </w:rPr>
+        <w:t xml:space="preserve">   χεριού με 5 ξεχωριστά δάχτυλα, το οποίο ακολουθεί την κάμερα και απλώνεται ομαλά </w:t>
+      </w:r>
+    </w:p>
+    <w:p>
+      <w:pPr>
+        <w:rPr>
+          <w:color w:val="FF0000"/>
+          <w:sz w:val="22"/>
+          <w:szCs w:val="22"/>
+        </w:rPr>
+      </w:pPr>
+      <w:r>
+        <w:rPr>
+          <w:color w:val="FF0000"/>
+          <w:sz w:val="22"/>
+          <w:szCs w:val="22"/>
+        </w:rPr>
+        <w:t xml:space="preserve">   με Tween animation σε κάθε αλληλεπίδραση. Επίσης, το RayCast εντοπίζει διαδραστικά </w:t>
+      </w:r>
+    </w:p>
+    <w:p>
+      <w:pPr>
+        <w:rPr>
+          <w:color w:val="FF0000"/>
+          <w:sz w:val="22"/>
+          <w:szCs w:val="22"/>
+        </w:rPr>
+      </w:pPr>
+      <w:r>
+        <w:t xml:space="preserve">   «Ο χειρισμός γίνεται σε προοπτική πρώτου προσώπου με κίνηση WASD και περιστροφή κάμερας 360 μοιρών. Για μέγιστη αληθοφάνεια, σχεδιάστηκε ένα τρισδιάστατο μοντέλο χεριού με 5 ξεχωριστά δάχτυλα, το οποίο ακολουθεί την κάμερα και απλώνεται ομαλά με Tween animation σε κάθε αλληλεπίδραση. Επίσης, το RayCast εντοπίζει διαδραστικά στοιχεία στα 3.0 μέτρα και μετατρέπει δυναμικά το στόχαστρο σε χρυσό χέρι (✋).»</w:t>
+      </w:r>
+    </w:p>
+    <w:p>
+      <w:pPr>
+        <w:rPr>
+          <w:sz w:val="22"/>
+          <w:szCs w:val="22"/>
+        </w:rPr>
+      </w:pPr>
+    </w:p>
+    <w:p>
+      <w:pPr>
+        <w:rPr>
+          <w:sz w:val="22"/>
+          <w:szCs w:val="22"/>
+        </w:rPr>
+      </w:pPr>
       <w:r>
         <w:rPr>
           <w:rFonts w:ascii="Apple Color Emoji" w:hAnsi="Apple Color Emoji" w:cs="Apple Color Emoji"/>
           <w:sz w:val="22"/>
           <w:szCs w:val="22"/>
         </w:rPr>
-        <w:t>🫱</w:t>
-      </w:r>
-      <w:r>
-        <w:rPr>
-          <w:sz w:val="22"/>
-          <w:szCs w:val="22"/>
-        </w:rPr>
-        <w:t>).</w:t>
+        <w:t>⏱️</w:t>
+      </w:r>
+      <w:r>
+        <w:rPr>
+          <w:sz w:val="22"/>
+          <w:szCs w:val="22"/>
+        </w:rPr>
+        <w:t xml:space="preserve"> [1:30 – 2:30] 1ος Γρίφος (Μυστική Βιβλιοθήκη)</w:t>
+      </w:r>
+    </w:p>
+    <w:p>
+      <w:pPr>
+        <w:rPr>
+          <w:sz w:val="22"/>
+          <w:szCs w:val="22"/>
+        </w:rPr>
+      </w:pPr>
+      <w:r>
+        <w:rPr>
+          <w:sz w:val="22"/>
+          <w:szCs w:val="22"/>
+        </w:rPr>
+        <w:t xml:space="preserve">• Τι δείχνετε: Πλησιάζετε τη βιβλιοθήκη και τραβάτε τα βιβλία: Αριστερό </w:t>
+      </w:r>
+      <w:r>
+        <w:rPr>
+          <w:rFonts w:ascii="Segoe UI Symbol" w:hAnsi="Segoe UI Symbol" w:cs="Segoe UI Symbol"/>
+          <w:sz w:val="22"/>
+          <w:szCs w:val="22"/>
+        </w:rPr>
+        <w:t>➔</w:t>
+      </w:r>
+      <w:r>
+        <w:rPr>
+          <w:sz w:val="22"/>
+          <w:szCs w:val="22"/>
+        </w:rPr>
+        <w:t xml:space="preserve"> Δεξί </w:t>
+      </w:r>
+      <w:r>
+        <w:rPr>
+          <w:rFonts w:ascii="Segoe UI Symbol" w:hAnsi="Segoe UI Symbol" w:cs="Segoe UI Symbol"/>
+          <w:sz w:val="22"/>
+          <w:szCs w:val="22"/>
+        </w:rPr>
+        <w:t>➔</w:t>
+      </w:r>
+      <w:r>
+        <w:rPr>
+          <w:sz w:val="22"/>
+          <w:szCs w:val="22"/>
+        </w:rPr>
+        <w:t xml:space="preserve"> Μεσαίο (ανάβουν οι πράσινοι κρύσταλλοι και εμφανίζεται το τραπέζι).</w:t>
       </w:r>
     </w:p>
     <w:p>
@@ -254,75 +401,75 @@
           <w:sz w:val="22"/>
           <w:szCs w:val="22"/>
         </w:rPr>
-        <w:t xml:space="preserve">  «Ο χειρισμός γίνεται σε προοπτική πρώτου προσώπου με κίνηση WASD και περιστροφή </w:t>
-      </w:r>
-    </w:p>
-    <w:p>
-      <w:pPr>
-        <w:rPr>
-          <w:color w:val="FF0000"/>
-          <w:sz w:val="22"/>
-          <w:szCs w:val="22"/>
-        </w:rPr>
-      </w:pPr>
-      <w:r>
-        <w:rPr>
-          <w:color w:val="FF0000"/>
-          <w:sz w:val="22"/>
-          <w:szCs w:val="22"/>
-        </w:rPr>
-        <w:t xml:space="preserve">   κάμερας 360 μοιρών. Για μέγιστη αληθοφάνεια, σχεδιάστηκε ένα τρισδιάστατο μοντέλο </w:t>
-      </w:r>
-    </w:p>
-    <w:p>
-      <w:pPr>
-        <w:rPr>
-          <w:color w:val="FF0000"/>
-          <w:sz w:val="22"/>
-          <w:szCs w:val="22"/>
-        </w:rPr>
-      </w:pPr>
-      <w:r>
-        <w:rPr>
-          <w:color w:val="FF0000"/>
-          <w:sz w:val="22"/>
-          <w:szCs w:val="22"/>
-        </w:rPr>
-        <w:t xml:space="preserve">   χεριού με 5 ξεχωριστά δάχτυλα, το οποίο ακολουθεί την κάμερα και απλώνεται ομαλά </w:t>
-      </w:r>
-    </w:p>
-    <w:p>
-      <w:pPr>
-        <w:rPr>
-          <w:color w:val="FF0000"/>
-          <w:sz w:val="22"/>
-          <w:szCs w:val="22"/>
-        </w:rPr>
-      </w:pPr>
-      <w:r>
-        <w:rPr>
-          <w:color w:val="FF0000"/>
-          <w:sz w:val="22"/>
-          <w:szCs w:val="22"/>
-        </w:rPr>
-        <w:t xml:space="preserve">   με Tween animation σε κάθε αλληλεπίδραση. Επίσης, το RayCast εντοπίζει διαδραστικά </w:t>
-      </w:r>
-    </w:p>
-    <w:p>
-      <w:pPr>
-        <w:rPr>
-          <w:color w:val="FF0000"/>
-          <w:sz w:val="22"/>
-          <w:szCs w:val="22"/>
-        </w:rPr>
-      </w:pPr>
-      <w:r>
-        <w:rPr>
-          <w:color w:val="FF0000"/>
-          <w:sz w:val="22"/>
-          <w:szCs w:val="22"/>
-        </w:rPr>
-        <w:t xml:space="preserve">   στοιχεία στα 2.5 μέτρα και μετατρέπει δυναμικά το στόχαστρο σε χέρι.»</w:t>
+        <w:t xml:space="preserve">  «Ο πρώτος γρίφος βρίσκεται στην κεντρική ξύλινη βιβλιοθήκη. Πάνω στο ράφι υπάρχουν </w:t>
+      </w:r>
+    </w:p>
+    <w:p>
+      <w:pPr>
+        <w:rPr>
+          <w:color w:val="FF0000"/>
+          <w:sz w:val="22"/>
+          <w:szCs w:val="22"/>
+        </w:rPr>
+      </w:pPr>
+      <w:r>
+        <w:rPr>
+          <w:color w:val="FF0000"/>
+          <w:sz w:val="22"/>
+          <w:szCs w:val="22"/>
+        </w:rPr>
+        <w:t xml:space="preserve">   τρία πανομοιότυπα παλαιωμένα καφέ βιβλία. Η σωστή αλληλουχία τραβήγματος είναι </w:t>
+      </w:r>
+    </w:p>
+    <w:p>
+      <w:pPr>
+        <w:rPr>
+          <w:color w:val="FF0000"/>
+          <w:sz w:val="22"/>
+          <w:szCs w:val="22"/>
+        </w:rPr>
+      </w:pPr>
+      <w:r>
+        <w:rPr>
+          <w:color w:val="FF0000"/>
+          <w:sz w:val="22"/>
+          <w:szCs w:val="22"/>
+        </w:rPr>
+        <w:t xml:space="preserve">   πρώτα το Αριστερό, μετά το Δεξί και τέλος το Μεσαίο. Σε κάθε σωστό πάτημα το βιβλίο </w:t>
+      </w:r>
+    </w:p>
+    <w:p>
+      <w:pPr>
+        <w:rPr>
+          <w:color w:val="FF0000"/>
+          <w:sz w:val="22"/>
+          <w:szCs w:val="22"/>
+        </w:rPr>
+      </w:pPr>
+      <w:r>
+        <w:rPr>
+          <w:color w:val="FF0000"/>
+          <w:sz w:val="22"/>
+          <w:szCs w:val="22"/>
+        </w:rPr>
+        <w:t xml:space="preserve">   παίρνει κλίση και οι φωτεινοί κρύσταλλοι ανάβουν πράσινοι, αποκαλύπτοντας τον επόμενο </w:t>
+      </w:r>
+    </w:p>
+    <w:p>
+      <w:pPr>
+        <w:rPr>
+          <w:color w:val="FF0000"/>
+          <w:sz w:val="22"/>
+          <w:szCs w:val="22"/>
+        </w:rPr>
+      </w:pPr>
+      <w:r>
+        <w:rPr>
+          <w:color w:val="FF0000"/>
+          <w:sz w:val="22"/>
+          <w:szCs w:val="22"/>
+        </w:rPr>
+        <w:t xml:space="preserve">   γρίφο στο κεντρικό τραπέζι.»</w:t>
       </w:r>
     </w:p>
     <w:p>
@@ -353,52 +500,22 @@
           <w:sz w:val="22"/>
           <w:szCs w:val="22"/>
         </w:rPr>
-        <w:t xml:space="preserve"> [1:30 – 2:30] 1ος Γρίφος (Μυστική Βιβλιοθήκη)</w:t>
-      </w:r>
-    </w:p>
-    <w:p>
-      <w:pPr>
-        <w:rPr>
-          <w:sz w:val="22"/>
-          <w:szCs w:val="22"/>
-        </w:rPr>
-      </w:pPr>
-      <w:r>
-        <w:rPr>
-          <w:sz w:val="22"/>
-          <w:szCs w:val="22"/>
-        </w:rPr>
-        <w:t xml:space="preserve">• Τι δείχνετε: Πλησιάζετε τη βιβλιοθήκη και τραβάτε τα βιβλία: Αριστερό </w:t>
-      </w:r>
-      <w:r>
-        <w:rPr>
-          <w:rFonts w:ascii="Segoe UI Symbol" w:hAnsi="Segoe UI Symbol" w:cs="Segoe UI Symbol"/>
-          <w:sz w:val="22"/>
-          <w:szCs w:val="22"/>
-        </w:rPr>
-        <w:t>➔</w:t>
-      </w:r>
-      <w:r>
-        <w:rPr>
-          <w:sz w:val="22"/>
-          <w:szCs w:val="22"/>
-        </w:rPr>
-        <w:t xml:space="preserve"> Δεξί </w:t>
-      </w:r>
-      <w:r>
-        <w:rPr>
-          <w:rFonts w:ascii="Segoe UI Symbol" w:hAnsi="Segoe UI Symbol" w:cs="Segoe UI Symbol"/>
-          <w:sz w:val="22"/>
-          <w:szCs w:val="22"/>
-        </w:rPr>
-        <w:t>➔</w:t>
-      </w:r>
-      <w:r>
-        <w:rPr>
-          <w:sz w:val="22"/>
-          <w:szCs w:val="22"/>
-        </w:rPr>
-        <w:t xml:space="preserve"> Μεσαίο (ανάβουν οι πράσινοι κρύσταλλοι και εμφανίζεται το τραπέζι).</w:t>
+        <w:t xml:space="preserve"> [2:30 – 3:40] 2ος Γρίφος (Παζλ Τριγώνου)</w:t>
+      </w:r>
+    </w:p>
+    <w:p>
+      <w:pPr>
+        <w:rPr>
+          <w:sz w:val="22"/>
+          <w:szCs w:val="22"/>
+        </w:rPr>
+      </w:pPr>
+      <w:r>
+        <w:rPr>
+          <w:sz w:val="22"/>
+          <w:szCs w:val="22"/>
+        </w:rPr>
+        <w:t>• Τι δείχνετε: Πηγαίνετε στο τραπέζι και περιστρέφετε τις 3 χρυσές ράβδους μέχρι να σχηματίσουν τρίγωνο (το οικόσημο στον τοίχο γίνεται πράσινο).</w:t>
       </w:r>
     </w:p>
     <w:p>
@@ -430,75 +547,53 @@
           <w:sz w:val="22"/>
           <w:szCs w:val="22"/>
         </w:rPr>
-        <w:t xml:space="preserve">  «Ο πρώτος γρίφος βρίσκεται στην κεντρική ξύλινη βιβλιοθήκη. Πάνω στο ράφι υπάρχουν </w:t>
-      </w:r>
-    </w:p>
-    <w:p>
-      <w:pPr>
-        <w:rPr>
-          <w:color w:val="FF0000"/>
-          <w:sz w:val="22"/>
-          <w:szCs w:val="22"/>
-        </w:rPr>
-      </w:pPr>
-      <w:r>
-        <w:rPr>
-          <w:color w:val="FF0000"/>
-          <w:sz w:val="22"/>
-          <w:szCs w:val="22"/>
-        </w:rPr>
-        <w:t xml:space="preserve">   τρία πανομοιότυπα παλαιωμένα καφέ βιβλία. Η σωστή αλληλουχία τραβήγματος είναι </w:t>
-      </w:r>
-    </w:p>
-    <w:p>
-      <w:pPr>
-        <w:rPr>
-          <w:color w:val="FF0000"/>
-          <w:sz w:val="22"/>
-          <w:szCs w:val="22"/>
-        </w:rPr>
-      </w:pPr>
-      <w:r>
-        <w:rPr>
-          <w:color w:val="FF0000"/>
-          <w:sz w:val="22"/>
-          <w:szCs w:val="22"/>
-        </w:rPr>
-        <w:t xml:space="preserve">   πρώτα το Αριστερό, μετά το Δεξί και τέλος το Μεσαίο. Σε κάθε σωστό πάτημα το βιβλίο </w:t>
-      </w:r>
-    </w:p>
-    <w:p>
-      <w:pPr>
-        <w:rPr>
-          <w:color w:val="FF0000"/>
-          <w:sz w:val="22"/>
-          <w:szCs w:val="22"/>
-        </w:rPr>
-      </w:pPr>
-      <w:r>
-        <w:rPr>
-          <w:color w:val="FF0000"/>
-          <w:sz w:val="22"/>
-          <w:szCs w:val="22"/>
-        </w:rPr>
-        <w:t xml:space="preserve">   παίρνει κλίση και οι φωτεινοί κρύσταλλοι ανάβουν πράσινοι, αποκαλύπτοντας τον επόμενο </w:t>
-      </w:r>
-    </w:p>
-    <w:p>
-      <w:pPr>
-        <w:rPr>
-          <w:color w:val="FF0000"/>
-          <w:sz w:val="22"/>
-          <w:szCs w:val="22"/>
-        </w:rPr>
-      </w:pPr>
-      <w:r>
-        <w:rPr>
-          <w:color w:val="FF0000"/>
-          <w:sz w:val="22"/>
-          <w:szCs w:val="22"/>
-        </w:rPr>
-        <w:t xml:space="preserve">   γρίφο στο κεντρικό τραπέζι.»</w:t>
+        <w:t xml:space="preserve">  «Στο κέντρο του δωματίου εμφανίζονται τρεις χρυσές ράβδοι. Πατώντας E ή αριστερό κλικ, </w:t>
+      </w:r>
+    </w:p>
+    <w:p>
+      <w:pPr>
+        <w:rPr>
+          <w:color w:val="FF0000"/>
+          <w:sz w:val="22"/>
+          <w:szCs w:val="22"/>
+        </w:rPr>
+      </w:pPr>
+      <w:r>
+        <w:rPr>
+          <w:color w:val="FF0000"/>
+          <w:sz w:val="22"/>
+          <w:szCs w:val="22"/>
+        </w:rPr>
+        <w:t xml:space="preserve">   κάθε ράβδος περιστρέφεται κατά 60 μοίρες. Ο αλγόριθμος που αναπτύξαμε στο script </w:t>
+      </w:r>
+    </w:p>
+    <w:p>
+      <w:pPr>
+        <w:rPr>
+          <w:color w:val="FF0000"/>
+          <w:sz w:val="22"/>
+          <w:szCs w:val="22"/>
+        </w:rPr>
+      </w:pPr>
+      <w:r>
+        <w:t xml:space="preserve">   «Στο κέντρο του δωματίου εμφανίζονται τρεις χρυσές ράβδοι, αρχικοποιημένες σε μη λυμένη διάταξη [0°, 180°, 60°]. Πατώντας E ή αριστερό κλικ, κάθε ράβδος περιστρέφεται σταθερά κατά 60 μοίρες με συνεχή αθροιστική κίνηση Tween, χωρίς ανάποδο σπινάρισμα. Ο αλγόριθμος στο game_manager αναγνωρίζει πότε οι ράβδοι κλείνουν ένα πραγματικό ισόπλευρο τρίγωνο. Μόλις το τρίγωνο ολοκληρωθεί, το χρυσό οικόσημο στον τοίχο ξεκλειδώνει.»</w:t>
+      </w:r>
+    </w:p>
+    <w:p>
+      <w:pPr>
+        <w:rPr>
+          <w:color w:val="FF0000"/>
+          <w:sz w:val="22"/>
+          <w:szCs w:val="22"/>
+        </w:rPr>
+      </w:pPr>
+      <w:r>
+        <w:rPr>
+          <w:color w:val="FF0000"/>
+          <w:sz w:val="22"/>
+          <w:szCs w:val="22"/>
+        </w:rPr>
+        <w:t xml:space="preserve">   συμμετρίας 180 μοιρών. Μόλις το τρίγωνο ολοκληρωθεί, το χρυσό οικόσημο στον τοίχο ξεκλειδώνει.»</w:t>
       </w:r>
     </w:p>
     <w:p>
@@ -529,22 +624,22 @@
           <w:sz w:val="22"/>
           <w:szCs w:val="22"/>
         </w:rPr>
-        <w:t xml:space="preserve"> [2:30 – 3:40] 2ος Γρίφος (Παζλ Τριγώνου)</w:t>
-      </w:r>
-    </w:p>
-    <w:p>
-      <w:pPr>
-        <w:rPr>
-          <w:sz w:val="22"/>
-          <w:szCs w:val="22"/>
-        </w:rPr>
-      </w:pPr>
-      <w:r>
-        <w:rPr>
-          <w:sz w:val="22"/>
-          <w:szCs w:val="22"/>
-        </w:rPr>
-        <w:t>• Τι δείχνετε: Πηγαίνετε στο τραπέζι και περιστρέφετε τις 3 χρυσές ράβδους μέχρι να σχηματίσουν τρίγωνο (το οικόσημο στον τοίχο γίνεται πράσινο).</w:t>
+        <w:t xml:space="preserve"> [3:40 – 4:30] Απόδραση &amp; Κλείσιμο</w:t>
+      </w:r>
+    </w:p>
+    <w:p>
+      <w:pPr>
+        <w:rPr>
+          <w:sz w:val="22"/>
+          <w:szCs w:val="22"/>
+        </w:rPr>
+      </w:pPr>
+      <w:r>
+        <w:rPr>
+          <w:sz w:val="22"/>
+          <w:szCs w:val="22"/>
+        </w:rPr>
+        <w:t>• Τι δείχνετε: Πατάτε το οικόσημο, η πόρτα-βιβλιοθήκη ανοίγει 90°, περνάτε μέσα, βγαίνει η οθόνη νίκης και το παιχνίδι τερματίζει αυτόματα.</w:t>
       </w:r>
     </w:p>
     <w:p>
@@ -572,135 +667,6 @@
       </w:pPr>
       <w:r>
         <w:rPr>
-          <w:color w:val="FF0000"/>
-          <w:sz w:val="22"/>
-          <w:szCs w:val="22"/>
-        </w:rPr>
-        <w:t xml:space="preserve">  «Στο κέντρο του δωματίου εμφανίζονται τρεις χρυσές ράβδοι. Πατώντας E ή αριστερό κλικ, </w:t>
-      </w:r>
-    </w:p>
-    <w:p>
-      <w:pPr>
-        <w:rPr>
-          <w:color w:val="FF0000"/>
-          <w:sz w:val="22"/>
-          <w:szCs w:val="22"/>
-        </w:rPr>
-      </w:pPr>
-      <w:r>
-        <w:rPr>
-          <w:color w:val="FF0000"/>
-          <w:sz w:val="22"/>
-          <w:szCs w:val="22"/>
-        </w:rPr>
-        <w:t xml:space="preserve">   κάθε ράβδος περιστρέφεται κατά 60 μοίρες. Ο αλγόριθμος που αναπτύξαμε στο script </w:t>
-      </w:r>
-    </w:p>
-    <w:p>
-      <w:pPr>
-        <w:rPr>
-          <w:color w:val="FF0000"/>
-          <w:sz w:val="22"/>
-          <w:szCs w:val="22"/>
-        </w:rPr>
-      </w:pPr>
-      <w:r>
-        <w:rPr>
-          <w:color w:val="FF0000"/>
-          <w:sz w:val="22"/>
-          <w:szCs w:val="22"/>
-        </w:rPr>
-        <w:t xml:space="preserve">   game_manager αναγνωρίζει οποιονδήποτε έγκυρο σχηματισμό τριγώνου με υποστήριξη </w:t>
-      </w:r>
-    </w:p>
-    <w:p>
-      <w:pPr>
-        <w:rPr>
-          <w:color w:val="FF0000"/>
-          <w:sz w:val="22"/>
-          <w:szCs w:val="22"/>
-        </w:rPr>
-      </w:pPr>
-      <w:r>
-        <w:rPr>
-          <w:color w:val="FF0000"/>
-          <w:sz w:val="22"/>
-          <w:szCs w:val="22"/>
-        </w:rPr>
-        <w:t xml:space="preserve">   συμμετρίας 180 μοιρών. Μόλις το τρίγωνο ολοκληρωθεί, το χρυσό οικόσημο στον τοίχο ξεκλειδώνει.»</w:t>
-      </w:r>
-    </w:p>
-    <w:p>
-      <w:pPr>
-        <w:rPr>
-          <w:sz w:val="22"/>
-          <w:szCs w:val="22"/>
-        </w:rPr>
-      </w:pPr>
-    </w:p>
-    <w:p>
-      <w:pPr>
-        <w:rPr>
-          <w:sz w:val="22"/>
-          <w:szCs w:val="22"/>
-        </w:rPr>
-      </w:pPr>
-      <w:r>
-        <w:rPr>
-          <w:rFonts w:ascii="Apple Color Emoji" w:hAnsi="Apple Color Emoji" w:cs="Apple Color Emoji"/>
-          <w:sz w:val="22"/>
-          <w:szCs w:val="22"/>
-        </w:rPr>
-        <w:t>⏱️</w:t>
-      </w:r>
-      <w:r>
-        <w:rPr>
-          <w:sz w:val="22"/>
-          <w:szCs w:val="22"/>
-        </w:rPr>
-        <w:t xml:space="preserve"> [3:40 – 4:30] Απόδραση &amp; Κλείσιμο</w:t>
-      </w:r>
-    </w:p>
-    <w:p>
-      <w:pPr>
-        <w:rPr>
-          <w:sz w:val="22"/>
-          <w:szCs w:val="22"/>
-        </w:rPr>
-      </w:pPr>
-      <w:r>
-        <w:rPr>
-          <w:sz w:val="22"/>
-          <w:szCs w:val="22"/>
-        </w:rPr>
-        <w:t>• Τι δείχνετε: Πατάτε το οικόσημο, η πόρτα-βιβλιοθήκη ανοίγει 90°, περνάτε μέσα, βγαίνει η οθόνη νίκης και το παιχνίδι τερματίζει αυτόματα.</w:t>
-      </w:r>
-    </w:p>
-    <w:p>
-      <w:pPr>
-        <w:rPr>
-          <w:sz w:val="22"/>
-          <w:szCs w:val="22"/>
-        </w:rPr>
-      </w:pPr>
-      <w:r>
-        <w:rPr>
-          <w:sz w:val="22"/>
-          <w:szCs w:val="22"/>
-        </w:rPr>
-        <w:t>• Τι λέτε:</w:t>
-      </w:r>
-    </w:p>
-    <w:p>
-      <w:pPr>
-        <w:rPr>
-          <w:color w:val="FF0000"/>
-          <w:sz w:val="22"/>
-          <w:szCs w:val="22"/>
-        </w:rPr>
-      </w:pPr>
-      <w:r>
-        <w:rPr>
           <w:sz w:val="22"/>
           <w:szCs w:val="22"/>
         </w:rPr>
@@ -741,12 +707,7 @@
         </w:rPr>
       </w:pPr>
       <w:r>
-        <w:rPr>
-          <w:color w:val="FF0000"/>
-          <w:sz w:val="22"/>
-          <w:szCs w:val="22"/>
-        </w:rPr>
-        <w:t xml:space="preserve">   τερματίζει αυτόματα. Για την ανάπτυξη χρησιμοποιήθηκαν procedural primitives και PBR </w:t>
+        <w:t xml:space="preserve">   «Πατώντας το οικόσημο, η μυστική πόρτα-βιβλιοθήκη ανοίγει ομαλά με περιστροφή 90 μοιρών. Περνώντας την έξοδο, εμφανίζεται η οθόνη νίκης και μετά από 3 δευτερόλεπτα η εφαρμογή τερματίζει αυτόματα. Για την ανάπτυξη χρησιμοποιήθηκαν procedural primitives, MultiMesh βιβλιοθήκη (240 βιβλία σε 1 draw call), ενιαία PBR υλικά μαόνι και μόλις 68 Draw Calls. Σας ευχαριστώ πολύ!»</w:t>
       </w:r>
     </w:p>
     <w:p>
